--- a/S2/Machine Learning/Project/Repport/Loan_Predection_Project.docx
+++ b/S2/Machine Learning/Project/Repport/Loan_Predection_Project.docx
@@ -4,7 +4,7 @@
   <w:body>
     <w:p>
       <w:pPr>
-        <w:spacing w:after="526" w:line="259" w:lineRule="auto"/>
+        <w:spacing w:after="0" w:line="259" w:lineRule="auto"/>
         <w:jc w:val="center"/>
         <w:rPr>
           <w:rFonts w:asciiTheme="majorHAnsi" w:eastAsiaTheme="majorEastAsia" w:hAnsiTheme="majorHAnsi" w:cstheme="majorBidi"/>
@@ -22,12 +22,78 @@
           <w:szCs w:val="32"/>
           <w:lang w:val="fr-FR"/>
         </w:rPr>
-        <w:t>Université belhadj bouchaib d'ain témouchent Faculté des sciences et technologie</w:t>
+        <w:t xml:space="preserve">Université </w:t>
+      </w:r>
+      <w:proofErr w:type="spellStart"/>
+      <w:r>
+        <w:rPr>
+          <w:rFonts w:asciiTheme="majorHAnsi" w:eastAsiaTheme="majorEastAsia" w:hAnsiTheme="majorHAnsi" w:cstheme="majorBidi"/>
+          <w:color w:val="365F91" w:themeColor="accent1" w:themeShade="BF"/>
+          <w:sz w:val="32"/>
+          <w:szCs w:val="32"/>
+          <w:lang w:val="fr-FR"/>
+        </w:rPr>
+        <w:t>belhadj</w:t>
+      </w:r>
+      <w:proofErr w:type="spellEnd"/>
+      <w:r>
+        <w:rPr>
+          <w:rFonts w:asciiTheme="majorHAnsi" w:eastAsiaTheme="majorEastAsia" w:hAnsiTheme="majorHAnsi" w:cstheme="majorBidi"/>
+          <w:color w:val="365F91" w:themeColor="accent1" w:themeShade="BF"/>
+          <w:sz w:val="32"/>
+          <w:szCs w:val="32"/>
+          <w:lang w:val="fr-FR"/>
+        </w:rPr>
+        <w:t xml:space="preserve"> </w:t>
+      </w:r>
+      <w:proofErr w:type="spellStart"/>
+      <w:r>
+        <w:rPr>
+          <w:rFonts w:asciiTheme="majorHAnsi" w:eastAsiaTheme="majorEastAsia" w:hAnsiTheme="majorHAnsi" w:cstheme="majorBidi"/>
+          <w:color w:val="365F91" w:themeColor="accent1" w:themeShade="BF"/>
+          <w:sz w:val="32"/>
+          <w:szCs w:val="32"/>
+          <w:lang w:val="fr-FR"/>
+        </w:rPr>
+        <w:t>bouchaib</w:t>
+      </w:r>
+      <w:proofErr w:type="spellEnd"/>
+      <w:r>
+        <w:rPr>
+          <w:rFonts w:asciiTheme="majorHAnsi" w:eastAsiaTheme="majorEastAsia" w:hAnsiTheme="majorHAnsi" w:cstheme="majorBidi"/>
+          <w:color w:val="365F91" w:themeColor="accent1" w:themeShade="BF"/>
+          <w:sz w:val="32"/>
+          <w:szCs w:val="32"/>
+          <w:lang w:val="fr-FR"/>
+        </w:rPr>
+        <w:t xml:space="preserve"> </w:t>
+      </w:r>
+      <w:proofErr w:type="spellStart"/>
+      <w:r>
+        <w:rPr>
+          <w:rFonts w:asciiTheme="majorHAnsi" w:eastAsiaTheme="majorEastAsia" w:hAnsiTheme="majorHAnsi" w:cstheme="majorBidi"/>
+          <w:color w:val="365F91" w:themeColor="accent1" w:themeShade="BF"/>
+          <w:sz w:val="32"/>
+          <w:szCs w:val="32"/>
+          <w:lang w:val="fr-FR"/>
+        </w:rPr>
+        <w:t>d'ain</w:t>
+      </w:r>
+      <w:proofErr w:type="spellEnd"/>
+      <w:r>
+        <w:rPr>
+          <w:rFonts w:asciiTheme="majorHAnsi" w:eastAsiaTheme="majorEastAsia" w:hAnsiTheme="majorHAnsi" w:cstheme="majorBidi"/>
+          <w:color w:val="365F91" w:themeColor="accent1" w:themeShade="BF"/>
+          <w:sz w:val="32"/>
+          <w:szCs w:val="32"/>
+          <w:lang w:val="fr-FR"/>
+        </w:rPr>
+        <w:t xml:space="preserve"> témouchent Faculté des sciences et technologie</w:t>
       </w:r>
     </w:p>
     <w:p>
       <w:pPr>
-        <w:spacing w:after="526" w:line="259" w:lineRule="auto"/>
+        <w:spacing w:after="0" w:line="259" w:lineRule="auto"/>
         <w:jc w:val="center"/>
         <w:rPr>
           <w:rFonts w:asciiTheme="majorHAnsi" w:eastAsiaTheme="majorEastAsia" w:hAnsiTheme="majorHAnsi" w:cstheme="majorBidi"/>
@@ -41,13 +107,13 @@
           <w:noProof/>
         </w:rPr>
         <w:drawing>
-          <wp:anchor distT="0" distB="0" distL="114300" distR="114300" simplePos="0" relativeHeight="251649024" behindDoc="0" locked="0" layoutInCell="1" allowOverlap="1" wp14:anchorId="13E5E54A" wp14:editId="759A0672">
+          <wp:anchor distT="0" distB="0" distL="114300" distR="114300" simplePos="0" relativeHeight="251658240" behindDoc="0" locked="0" layoutInCell="1" allowOverlap="1" wp14:anchorId="13E5E54A" wp14:editId="1622BE32">
             <wp:simplePos x="0" y="0"/>
             <wp:positionH relativeFrom="column">
-              <wp:posOffset>2816707</wp:posOffset>
+              <wp:posOffset>2809875</wp:posOffset>
             </wp:positionH>
             <wp:positionV relativeFrom="paragraph">
-              <wp:posOffset>502920</wp:posOffset>
+              <wp:posOffset>706120</wp:posOffset>
             </wp:positionV>
             <wp:extent cx="1316025" cy="1464310"/>
             <wp:effectExtent l="0" t="0" r="0" b="2540"/>
@@ -91,6 +157,7 @@
           </wp:anchor>
         </w:drawing>
       </w:r>
+      <w:proofErr w:type="spellStart"/>
       <w:r>
         <w:rPr>
           <w:rFonts w:asciiTheme="majorHAnsi" w:eastAsiaTheme="majorEastAsia" w:hAnsiTheme="majorHAnsi" w:cstheme="majorBidi"/>
@@ -98,7 +165,17 @@
           <w:sz w:val="32"/>
           <w:szCs w:val="32"/>
         </w:rPr>
-        <w:t>Mathématiques et Informatique</w:t>
+        <w:t>Mathématiques</w:t>
+      </w:r>
+      <w:proofErr w:type="spellEnd"/>
+      <w:r>
+        <w:rPr>
+          <w:rFonts w:asciiTheme="majorHAnsi" w:eastAsiaTheme="majorEastAsia" w:hAnsiTheme="majorHAnsi" w:cstheme="majorBidi"/>
+          <w:color w:val="365F91" w:themeColor="accent1" w:themeShade="BF"/>
+          <w:sz w:val="32"/>
+          <w:szCs w:val="32"/>
+        </w:rPr>
+        <w:t xml:space="preserve"> et Informatique</w:t>
       </w:r>
     </w:p>
     <w:p>
@@ -202,7 +279,7 @@
           </mc:Choice>
           <mc:Fallback>
             <w:pict>
-              <v:shapetype w14:anchorId="08F9ABF6" id="_x0000_t98" coordsize="21600,21600" o:spt="98" adj="2700" path="m0@5qy@2@1l@0@1@0@2qy@7,,21600@2l21600@9qy@7@10l@1@10@1@11qy@2,21600,0@11xem0@5nfqy@2@6@1@5@3@4@2@5l@2@6em@1@5nfl@1@10em21600@2nfqy@7@1l@0@1em@0@2nfqy@8@3@7@2l@7@1e">
+              <v:shapetype w14:anchorId="0C3E8378" id="_x0000_t98" coordsize="21600,21600" o:spt="98" adj="2700" path="m0@5qy@2@1l@0@1@0@2qy@7,,21600@2l21600@9qy@7@10l@1@10@1@11qy@2,21600,0@11xem0@5nfqy@2@6@1@5@3@4@2@5l@2@6em@1@5nfl@1@10em21600@2nfqy@7@1l@0@1em@0@2nfqy@8@3@7@2l@7@1e">
                 <v:formulas>
                   <v:f eqn="sum width 0 #0"/>
                   <v:f eqn="val #0"/>
@@ -456,6 +533,7 @@
                 <w:szCs w:val="24"/>
               </w:rPr>
             </w:pPr>
+            <w:proofErr w:type="spellStart"/>
             <w:r>
               <w:rPr>
                 <w:b/>
@@ -463,7 +541,17 @@
                 <w:sz w:val="28"/>
                 <w:szCs w:val="24"/>
               </w:rPr>
-              <w:t xml:space="preserve">Bouri </w:t>
+              <w:t>Bouri</w:t>
+            </w:r>
+            <w:proofErr w:type="spellEnd"/>
+            <w:r>
+              <w:rPr>
+                <w:b/>
+                <w:bCs/>
+                <w:sz w:val="28"/>
+                <w:szCs w:val="24"/>
+              </w:rPr>
+              <w:t xml:space="preserve"> </w:t>
             </w:r>
             <w:proofErr w:type="spellStart"/>
             <w:r>
@@ -947,16 +1035,10 @@
         <w:fldChar w:fldCharType="end"/>
       </w:r>
       <w:r>
-        <w:rPr>
-          <w:lang w:val="fr-FR"/>
-        </w:rPr>
         <w:t xml:space="preserve"> : Bank Loan </w:t>
       </w:r>
       <w:proofErr w:type="spellStart"/>
       <w:r>
-        <w:rPr>
-          <w:lang w:val="fr-FR"/>
-        </w:rPr>
         <w:t>DataSet</w:t>
       </w:r>
       <w:proofErr w:type="spellEnd"/>
@@ -1622,10 +1704,7 @@
         <w:t>Recall:</w:t>
       </w:r>
       <w:r>
-        <w:t xml:space="preserve"> </w:t>
-      </w:r>
-      <w:r>
-        <w:t>0.8100</w:t>
+        <w:t xml:space="preserve"> 0.8100</w:t>
       </w:r>
     </w:p>
     <w:p>
@@ -1633,10 +1712,7 @@
         <w:t>F1-score:</w:t>
       </w:r>
       <w:r>
-        <w:t xml:space="preserve"> </w:t>
-      </w:r>
-      <w:r>
-        <w:t>0.8100</w:t>
+        <w:t xml:space="preserve"> 0.8100</w:t>
       </w:r>
     </w:p>
     <w:p>
@@ -1669,10 +1745,7 @@
         <w:t>Recall:</w:t>
       </w:r>
       <w:r>
-        <w:t xml:space="preserve"> </w:t>
-      </w:r>
-      <w:r>
-        <w:t>0.8167</w:t>
+        <w:t xml:space="preserve"> 0.8167</w:t>
       </w:r>
     </w:p>
     <w:p>
